--- a/por/docx/57.content.docx
+++ b/por/docx/57.content.docx
@@ -19,7 +19,7 @@
         <w:rPr>
           <w:lang w:val="pt_PT" w:bidi="pt_PT"/>
         </w:rPr>
-        <w:t>Resource: Notas de Estudo - Introduções aos Livros (Tyndale)</w:t>
+        <w:t>Resource: Tyndale Open Study Notes</w:t>
       </w:r>
       <w:r>
         <w:rPr>
@@ -112,7 +112,7 @@
         <w:rPr>
           <w:lang w:val="pt_PT" w:bidi="pt_PT"/>
         </w:rPr>
-        <w:t>Notas de Estudo - Introduções aos Livros (Tyndale)</w:t>
+        <w:t>Tyndale Open Study Notes</w:t>
       </w:r>
     </w:p>
     <w:p>

--- a/por/docx/57.content.docx
+++ b/por/docx/57.content.docx
@@ -19,7 +19,7 @@
         <w:rPr>
           <w:lang w:val="pt_PT" w:bidi="pt_PT"/>
         </w:rPr>
-        <w:t>Resource: Tyndale Open Study Notes</w:t>
+        <w:t>Resource: Aquifer Open Study Notes (Book Intros)</w:t>
       </w:r>
       <w:r>
         <w:rPr>
@@ -112,7 +112,7 @@
         <w:rPr>
           <w:lang w:val="pt_PT" w:bidi="pt_PT"/>
         </w:rPr>
-        <w:t>Tyndale Open Study Notes</w:t>
+        <w:t>Aquifer Open Study Notes (Book Intros)</w:t>
       </w:r>
     </w:p>
     <w:p>

--- a/por/docx/57.content.docx
+++ b/por/docx/57.content.docx
@@ -311,36 +311,24 @@
         </w:rPr>
         <w:t>Paulo encoraja Filemom a tratar Onésimo não mais simplesmente como um escravo, mas como um verdadeiro irmão em Cristo. Usando sua abertura tradicional (</w:t>
       </w:r>
-      <w:hyperlink r:id="rId13">
-        <w:r>
-          <w:rPr>
-            <w:lang w:val="pt_PT" w:bidi="pt_PT"/>
-          </w:rPr>
-          <w:rPr>
-            <w:color w:val="0000EE"/>
-            <w:u w:val="single"/>
-          </w:rPr>
-          <w:t>1.1–3</w:t>
-        </w:r>
-      </w:hyperlink>
+      <w:r>
+        <w:rPr>
+          <w:lang w:val="pt_PT" w:bidi="pt_PT"/>
+        </w:rPr>
+        <w:t>1.1–3</w:t>
+      </w:r>
       <w:r>
         <w:rPr>
           <w:lang w:val="pt_PT" w:bidi="pt_PT"/>
         </w:rPr>
         <w:t>), Paulo se apresenta, cumprimenta Filemom, sua família e a igreja que se reúne em sua casa, e invoca graça e paz sobre eles. Paulo então agradece a Deus por Filemom, especialmente por sua confiança no Senhor Jesus e pelo amor que ele demonstrou a muitos do povo de Deus (</w:t>
       </w:r>
-      <w:hyperlink r:id="rId14">
-        <w:r>
-          <w:rPr>
-            <w:lang w:val="pt_PT" w:bidi="pt_PT"/>
-          </w:rPr>
-          <w:rPr>
-            <w:color w:val="0000EE"/>
-            <w:u w:val="single"/>
-          </w:rPr>
-          <w:t>1.4–7</w:t>
-        </w:r>
-      </w:hyperlink>
+      <w:r>
+        <w:rPr>
+          <w:lang w:val="pt_PT" w:bidi="pt_PT"/>
+        </w:rPr>
+        <w:t>1.4–7</w:t>
+      </w:r>
       <w:r>
         <w:rPr>
           <w:lang w:val="pt_PT" w:bidi="pt_PT"/>
@@ -361,18 +349,12 @@
         </w:rPr>
         <w:t>Paulo então faz seu apelo por Onésimo (</w:t>
       </w:r>
-      <w:hyperlink r:id="rId15">
-        <w:r>
-          <w:rPr>
-            <w:lang w:val="pt_PT" w:bidi="pt_PT"/>
-          </w:rPr>
-          <w:rPr>
-            <w:color w:val="0000EE"/>
-            <w:u w:val="single"/>
-          </w:rPr>
-          <w:t>1.8–22</w:t>
-        </w:r>
-      </w:hyperlink>
+      <w:r>
+        <w:rPr>
+          <w:lang w:val="pt_PT" w:bidi="pt_PT"/>
+        </w:rPr>
+        <w:t>1.8–22</w:t>
+      </w:r>
       <w:r>
         <w:rPr>
           <w:lang w:val="pt_PT" w:bidi="pt_PT"/>
@@ -393,18 +375,12 @@
         </w:rPr>
         <w:t>A carta termina de uma maneira costumeira (</w:t>
       </w:r>
-      <w:hyperlink r:id="rId16">
-        <w:r>
-          <w:rPr>
-            <w:lang w:val="pt_PT" w:bidi="pt_PT"/>
-          </w:rPr>
-          <w:rPr>
-            <w:color w:val="0000EE"/>
-            <w:u w:val="single"/>
-          </w:rPr>
-          <w:t>1.23–25</w:t>
-        </w:r>
-      </w:hyperlink>
+      <w:r>
+        <w:rPr>
+          <w:lang w:val="pt_PT" w:bidi="pt_PT"/>
+        </w:rPr>
+        <w:t>1.23–25</w:t>
+      </w:r>
       <w:r>
         <w:rPr>
           <w:lang w:val="pt_PT" w:bidi="pt_PT"/>
@@ -526,36 +502,24 @@
         </w:rPr>
         <w:t xml:space="preserve">Na igreja de Cristo, distinções sociais tradicionais, como a relação entre escravo e mestre, devem ser superadas. Devemos demonstrar amor genuíno a todos os cristãos, independentemente de seu status econômico ou cultural, educação, etnia ou gênero (veja </w:t>
       </w:r>
-      <w:hyperlink r:id="rId17">
-        <w:r>
-          <w:rPr>
-            <w:lang w:val="pt_PT" w:bidi="pt_PT"/>
-          </w:rPr>
-          <w:rPr>
-            <w:color w:val="0000EE"/>
-            <w:u w:val="single"/>
-          </w:rPr>
-          <w:t>Gl 3.28</w:t>
-        </w:r>
-      </w:hyperlink>
+      <w:r>
+        <w:rPr>
+          <w:lang w:val="pt_PT" w:bidi="pt_PT"/>
+        </w:rPr>
+        <w:t>Gl 3.28</w:t>
+      </w:r>
       <w:r>
         <w:rPr>
           <w:lang w:val="pt_PT" w:bidi="pt_PT"/>
         </w:rPr>
         <w:t xml:space="preserve">; </w:t>
       </w:r>
-      <w:hyperlink r:id="rId18">
-        <w:r>
-          <w:rPr>
-            <w:lang w:val="pt_PT" w:bidi="pt_PT"/>
-          </w:rPr>
-          <w:rPr>
-            <w:color w:val="0000EE"/>
-            <w:u w:val="single"/>
-          </w:rPr>
-          <w:t>Cl 3.11</w:t>
-        </w:r>
-      </w:hyperlink>
+      <w:r>
+        <w:rPr>
+          <w:lang w:val="pt_PT" w:bidi="pt_PT"/>
+        </w:rPr>
+        <w:t>Cl 3.11</w:t>
+      </w:r>
       <w:r>
         <w:rPr>
           <w:lang w:val="pt_PT" w:bidi="pt_PT"/>
